--- a/applications/awayday-seo-content-specialist/resume.docx
+++ b/applications/awayday-seo-content-specialist/resume.docx
@@ -201,7 +201,7 @@
           <w:i w:val="0"/>
           <w:color w:val="1A1A1A"/>
         </w:rPr>
-        <w:t>Conduct technical SEO audits, keyword gap analyses, and competitor and SERP research, implementing on-page fixes - titles, meta descriptions, headers, internal linking, alt text - directly inside client CMS platforms.</w:t>
+        <w:t>Conduct technical SEO audits using Screaming Frog for site-wide data pulls, keyword gap analyses, and competitor and SERP research, implementing on-page fixes and schema/structured data directly inside client CMS platforms.</w:t>
       </w:r>
     </w:p>
     <w:p>
@@ -356,6 +356,60 @@
     </w:p>
     <w:p>
       <w:pPr>
+        <w:tabs>
+          <w:tab w:pos="10512" w:val="right"/>
+        </w:tabs>
+        <w:spacing w:before="80" w:after="20"/>
+      </w:pPr>
+      <w:r>
+        <w:rPr>
+          <w:rFonts w:ascii="Calibri" w:hAnsi="Calibri"/>
+          <w:b/>
+          <w:i w:val="0"/>
+          <w:color w:val="1A1A1A"/>
+          <w:sz w:val="21"/>
+        </w:rPr>
+        <w:t>Account Executive / Sales Operations</w:t>
+      </w:r>
+      <w:r>
+        <w:rPr>
+          <w:rFonts w:ascii="Calibri" w:hAnsi="Calibri"/>
+          <w:b w:val="0"/>
+          <w:i w:val="0"/>
+          <w:color w:val="163A5F"/>
+          <w:sz w:val="21"/>
+        </w:rPr>
+        <w:t xml:space="preserve">  |  Fetch &amp; Funnel</w:t>
+      </w:r>
+      <w:r>
+        <w:rPr>
+          <w:rFonts w:ascii="Calibri" w:hAnsi="Calibri"/>
+          <w:b w:val="0"/>
+          <w:i w:val="0"/>
+          <w:color w:val="555555"/>
+          <w:sz w:val="18"/>
+        </w:rPr>
+        <w:tab/>
+        <w:t>Sep 2022 - Feb 2023</w:t>
+      </w:r>
+    </w:p>
+    <w:p>
+      <w:pPr>
+        <w:spacing w:after="20"/>
+      </w:pPr>
+      <w:r>
+        <w:rPr>
+          <w:rFonts w:ascii="Calibri" w:hAnsi="Calibri"/>
+          <w:b w:val="0"/>
+          <w:i/>
+          <w:color w:val="555555"/>
+          <w:sz w:val="18"/>
+        </w:rPr>
+        <w:t>Remote</w:t>
+      </w:r>
+    </w:p>
+    <w:p>
+      <w:pPr>
         <w:spacing w:after="30"/>
         <w:ind w:left="259" w:hanging="259"/>
       </w:pPr>
@@ -375,7 +429,7 @@
           <w:i w:val="0"/>
           <w:color w:val="1A1A1A"/>
         </w:rPr>
-        <w:t>Advised partners on Google Business Profile optimization and local search visibility as part of a broader reputation-management platform.</w:t>
+        <w:t>Ran client accounts end to end at a performance marketing agency, managing workflows and tasks in ClickUp across campaign execution and cross-team communication.</w:t>
       </w:r>
     </w:p>
     <w:p>
@@ -458,30 +512,6 @@
     </w:p>
     <w:p>
       <w:pPr>
-        <w:spacing w:after="30"/>
-        <w:ind w:left="259" w:hanging="259"/>
-      </w:pPr>
-      <w:r>
-        <w:rPr>
-          <w:rFonts w:ascii="Calibri" w:hAnsi="Calibri"/>
-          <w:b w:val="0"/>
-          <w:i w:val="0"/>
-          <w:color w:val="163A5F"/>
-        </w:rPr>
-        <w:t xml:space="preserve">•  </w:t>
-      </w:r>
-      <w:r>
-        <w:rPr>
-          <w:rFonts w:ascii="Calibri" w:hAnsi="Calibri"/>
-          <w:b w:val="0"/>
-          <w:i w:val="0"/>
-          <w:color w:val="1A1A1A"/>
-        </w:rPr>
-        <w:t>Led digital growth consultations aligning site architecture, on-page SEO, and inbound content to improve client traffic and conversion.</w:t>
-      </w:r>
-    </w:p>
-    <w:p>
-      <w:pPr>
         <w:spacing w:before="140" w:after="60"/>
         <w:pBdr>
           <w:bottom w:val="single" w:sz="6" w:space="2" w:color="163a5f"/>
@@ -519,7 +549,7 @@
           <w:i w:val="0"/>
           <w:color w:val="1A1A1A"/>
         </w:rPr>
-        <w:t>Technical SEO Audits, Keyword Research &amp; Search Intent, On-Page Optimization, Internal Linking, Google Business Profile</w:t>
+        <w:t>Screaming Frog, Technical SEO Audits, Keyword Research &amp; Search Intent, On-Page Optimization, Schema / Structured Data, Internal Linking, Google Business Profile</w:t>
       </w:r>
     </w:p>
     <w:p>
